--- a/Documentation/Working_Documents/Shrub_Hub_User_Guide.docx
+++ b/Documentation/Working_Documents/Shrub_Hub_User_Guide.docx
@@ -282,6 +282,7 @@
             <w:pStyle w:val="TOCHeading"/>
           </w:pPr>
           <w:r>
+            <w:lastRenderedPageBreak/>
             <w:t>Contents</w:t>
           </w:r>
         </w:p>
@@ -2325,6 +2326,7 @@
         <w:rPr>
           <w:rFonts w:ascii="Calibri" w:eastAsia="Calibri" w:hAnsi="Calibri" w:cs="Calibri"/>
         </w:rPr>
+        <w:lastRenderedPageBreak/>
         <w:t>Features</w:t>
       </w:r>
       <w:bookmarkEnd w:id="6"/>
@@ -4364,6 +4366,7 @@
         <w:rPr>
           <w:rFonts w:ascii="Calibri" w:eastAsia="Calibri" w:hAnsi="Calibri" w:cs="Calibri"/>
         </w:rPr>
+        <w:lastRenderedPageBreak/>
         <w:t>Usage</w:t>
       </w:r>
       <w:bookmarkEnd w:id="15"/>
@@ -5180,6 +5183,7 @@
       </w:pPr>
       <w:bookmarkStart w:id="23" w:name="_Toc222387927"/>
       <w:r>
+        <w:lastRenderedPageBreak/>
         <w:t>Regular Use</w:t>
       </w:r>
       <w:bookmarkEnd w:id="23"/>
@@ -5398,7 +5402,17 @@
         <w:t>Single Switch Activation</w:t>
       </w:r>
     </w:p>
-    <w:p/>
+    <w:p>
+      <w:r>
+        <w:t>When pressing a single switch</w:t>
+      </w:r>
+      <w:r>
+        <w:t xml:space="preserve">, </w:t>
+      </w:r>
+      <w:r>
+        <w:t>once the switch is released, the Shrub Hub will send one of the outputs in the one switch section in the below table, depending on the button pressed and the mode of the device.</w:t>
+      </w:r>
+    </w:p>
     <w:p>
       <w:pPr>
         <w:pStyle w:val="Heading4"/>
@@ -5454,6 +5468,7 @@
       </w:pPr>
       <w:bookmarkStart w:id="26" w:name="_Toc222387930"/>
       <w:r>
+        <w:lastRenderedPageBreak/>
         <w:t>Operating Mode</w:t>
       </w:r>
       <w:r>
@@ -7390,6 +7405,7 @@
       <w:bookmarkEnd w:id="17"/>
       <w:bookmarkEnd w:id="18"/>
       <w:r>
+        <w:lastRenderedPageBreak/>
         <w:t>Changing Operating Mode</w:t>
       </w:r>
       <w:bookmarkEnd w:id="27"/>
@@ -7685,6 +7701,7 @@
       </w:pPr>
       <w:bookmarkStart w:id="34" w:name="_Toc222387936"/>
       <w:r>
+        <w:lastRenderedPageBreak/>
         <w:t>Changing the Outputs</w:t>
       </w:r>
       <w:bookmarkEnd w:id="34"/>
@@ -8127,6 +8144,7 @@
         <w:rPr>
           <w:lang w:val="en-US"/>
         </w:rPr>
+        <w:lastRenderedPageBreak/>
         <w:t>Common Problems and Solutions</w:t>
       </w:r>
       <w:bookmarkEnd w:id="38"/>
@@ -9139,6 +9157,7 @@
       <w:bookmarkStart w:id="39" w:name="_Ref220583633"/>
       <w:bookmarkStart w:id="40" w:name="_Toc222387940"/>
       <w:r>
+        <w:lastRenderedPageBreak/>
         <w:t>Support and Resources</w:t>
       </w:r>
       <w:bookmarkEnd w:id="36"/>
@@ -9514,6 +9533,7 @@
         <w:rPr>
           <w:lang w:val="en-US"/>
         </w:rPr>
+        <w:lastRenderedPageBreak/>
         <w:t>Reporting Issues or Suggesting Improvements</w:t>
       </w:r>
       <w:bookmarkEnd w:id="43"/>
@@ -9751,7 +9771,7 @@
                   <a:blip r:embed="rId1">
                     <a:extLst>
                       <a:ext uri="{C183D7F6-B498-43B3-948B-1728B52AA6E4}">
-                        <adec:decorative xmlns:arto="http://schemas.microsoft.com/office/word/2006/arto" xmlns:adec="http://schemas.microsoft.com/office/drawing/2017/decorative" xmlns:a14="http://schemas.microsoft.com/office/drawing/2010/main" xmlns:w="http://schemas.openxmlformats.org/wordprocessingml/2006/main" xmlns:w10="urn:schemas-microsoft-com:office:word" xmlns:v="urn:schemas-microsoft-com:vml" xmlns:o="urn:schemas-microsoft-com:office:office" xmlns="" val="1"/>
+                        <adec:decorative xmlns="" xmlns:o="urn:schemas-microsoft-com:office:office" xmlns:v="urn:schemas-microsoft-com:vml" xmlns:w10="urn:schemas-microsoft-com:office:word" xmlns:w="http://schemas.openxmlformats.org/wordprocessingml/2006/main" xmlns:a14="http://schemas.microsoft.com/office/drawing/2010/main" xmlns:adec="http://schemas.microsoft.com/office/drawing/2017/decorative" xmlns:arto="http://schemas.microsoft.com/office/word/2006/arto" val="1"/>
                       </a:ext>
                     </a:extLst>
                   </a:blip>
@@ -17647,6 +17667,19 @@
 </file>
 
 <file path=customXml/item1.xml><?xml version="1.0" encoding="utf-8"?>
+<b:Sources xmlns:b="http://schemas.openxmlformats.org/officeDocument/2006/bibliography" xmlns="http://schemas.openxmlformats.org/officeDocument/2006/bibliography" SelectedStyle="\APASixthEditionOfficeOnline.xsl" StyleName="APA" Version="6"/>
+</file>
+
+<file path=customXml/item2.xml><?xml version="1.0" encoding="utf-8"?>
+<?mso-contentType ?>
+<FormTemplates xmlns="http://schemas.microsoft.com/sharepoint/v3/contenttype/forms">
+  <Display>DocumentLibraryForm</Display>
+  <Edit>DocumentLibraryForm</Edit>
+  <New>DocumentLibraryForm</New>
+</FormTemplates>
+</file>
+
+<file path=customXml/item3.xml><?xml version="1.0" encoding="utf-8"?>
 <ct:contentTypeSchema xmlns:ct="http://schemas.microsoft.com/office/2006/metadata/contentType" xmlns:ma="http://schemas.microsoft.com/office/2006/metadata/properties/metaAttributes" ct:_="" ma:_="" ma:contentTypeName="Document" ma:contentTypeID="0x010100B51EC7ECFAC78D4E8EF6CBAFFF0B3505" ma:contentTypeVersion="19" ma:contentTypeDescription="Create a new document." ma:contentTypeScope="" ma:versionID="5d9401e09799b0dc5f93c06ba9768007">
   <xsd:schema xmlns:xsd="http://www.w3.org/2001/XMLSchema" xmlns:xs="http://www.w3.org/2001/XMLSchema" xmlns:p="http://schemas.microsoft.com/office/2006/metadata/properties" xmlns:ns2="cf9f6c1f-8ad0-4eb8-bb2b-fb0b622a341e" xmlns:ns3="72c39c84-b0a3-45a2-a38c-ff46bb47f11f" targetNamespace="http://schemas.microsoft.com/office/2006/metadata/properties" ma:root="true" ma:fieldsID="70cec36318042db763ca353140da6103" ns2:_="" ns3:_="">
     <xsd:import namespace="cf9f6c1f-8ad0-4eb8-bb2b-fb0b622a341e"/>
@@ -17901,19 +17934,6 @@
 </ct:contentTypeSchema>
 </file>
 
-<file path=customXml/item2.xml><?xml version="1.0" encoding="utf-8"?>
-<?mso-contentType ?>
-<FormTemplates xmlns="http://schemas.microsoft.com/sharepoint/v3/contenttype/forms">
-  <Display>DocumentLibraryForm</Display>
-  <Edit>DocumentLibraryForm</Edit>
-  <New>DocumentLibraryForm</New>
-</FormTemplates>
-</file>
-
-<file path=customXml/item3.xml><?xml version="1.0" encoding="utf-8"?>
-<b:Sources xmlns:b="http://schemas.openxmlformats.org/officeDocument/2006/bibliography" xmlns="http://schemas.openxmlformats.org/officeDocument/2006/bibliography" SelectedStyle="\APASixthEditionOfficeOnline.xsl" StyleName="APA" Version="6"/>
-</file>
-
 <file path=customXml/item4.xml><?xml version="1.0" encoding="utf-8"?>
 <p:properties xmlns:p="http://schemas.microsoft.com/office/2006/metadata/properties" xmlns:xsi="http://www.w3.org/2001/XMLSchema-instance" xmlns:pc="http://schemas.microsoft.com/office/infopath/2007/PartnerControls">
   <documentManagement>
@@ -17926,6 +17946,22 @@
 </file>
 
 <file path=customXml/itemProps1.xml><?xml version="1.0" encoding="utf-8"?>
+<ds:datastoreItem xmlns:ds="http://schemas.openxmlformats.org/officeDocument/2006/customXml" ds:itemID="{D06DF4BF-B548-4F84-80FD-4DC2F4705E55}">
+  <ds:schemaRefs>
+    <ds:schemaRef ds:uri="http://schemas.openxmlformats.org/officeDocument/2006/bibliography"/>
+  </ds:schemaRefs>
+</ds:datastoreItem>
+</file>
+
+<file path=customXml/itemProps2.xml><?xml version="1.0" encoding="utf-8"?>
+<ds:datastoreItem xmlns:ds="http://schemas.openxmlformats.org/officeDocument/2006/customXml" ds:itemID="{ACC29BBC-5726-4142-9A8E-292B33DB533F}">
+  <ds:schemaRefs>
+    <ds:schemaRef ds:uri="http://schemas.microsoft.com/sharepoint/v3/contenttype/forms"/>
+  </ds:schemaRefs>
+</ds:datastoreItem>
+</file>
+
+<file path=customXml/itemProps3.xml><?xml version="1.0" encoding="utf-8"?>
 <ds:datastoreItem xmlns:ds="http://schemas.openxmlformats.org/officeDocument/2006/customXml" ds:itemID="{A6B1F849-A2FE-4990-A13A-70DCB94641F9}">
   <ds:schemaRefs>
     <ds:schemaRef ds:uri="http://schemas.microsoft.com/office/2006/metadata/contentType"/>
@@ -17944,22 +17980,6 @@
 </ds:datastoreItem>
 </file>
 
-<file path=customXml/itemProps2.xml><?xml version="1.0" encoding="utf-8"?>
-<ds:datastoreItem xmlns:ds="http://schemas.openxmlformats.org/officeDocument/2006/customXml" ds:itemID="{ACC29BBC-5726-4142-9A8E-292B33DB533F}">
-  <ds:schemaRefs>
-    <ds:schemaRef ds:uri="http://schemas.microsoft.com/sharepoint/v3/contenttype/forms"/>
-  </ds:schemaRefs>
-</ds:datastoreItem>
-</file>
-
-<file path=customXml/itemProps3.xml><?xml version="1.0" encoding="utf-8"?>
-<ds:datastoreItem xmlns:ds="http://schemas.openxmlformats.org/officeDocument/2006/customXml" ds:itemID="{D06DF4BF-B548-4F84-80FD-4DC2F4705E55}">
-  <ds:schemaRefs>
-    <ds:schemaRef ds:uri="http://schemas.openxmlformats.org/officeDocument/2006/bibliography"/>
-  </ds:schemaRefs>
-</ds:datastoreItem>
-</file>
-
 <file path=customXml/itemProps4.xml><?xml version="1.0" encoding="utf-8"?>
 <ds:datastoreItem xmlns:ds="http://schemas.openxmlformats.org/officeDocument/2006/customXml" ds:itemID="{81B1CED3-2719-4F34-9288-9C0D1515A53D}">
   <ds:schemaRefs>
